--- a/policies/build/masters/AAC.2_v2_master.docx
+++ b/policies/build/masters/AAC.2_v2_master.docx
@@ -11,40 +11,25 @@
         <w:rPr>
           <w:b/>
           <w:bCs/>
+          <w:sz w:val="28"/>
+          <w:szCs w:val="28"/>
+        </w:rPr>
+        <w:t>Policy on Registration, Admission and Transfer</w:t>
+      </w:r>
+    </w:p>
+    <w:p>
+      <w:pPr>
+        <w:spacing w:after="60"/>
+        <w:jc w:val="center"/>
+      </w:pPr>
+      <w:r>
+        <w:rPr>
+          <w:b/>
+          <w:bCs/>
           <w:sz w:val="32"/>
           <w:szCs w:val="32"/>
         </w:rPr>
         <w:t xml:space="preserve">«Hospital Name»</w:t>
-      </w:r>
-    </w:p>
-    <w:p>
-      <w:pPr>
-        <w:spacing w:after="60"/>
-        <w:jc w:val="center"/>
-      </w:pPr>
-      <w:r>
-        <w:rPr>
-          <w:b/>
-          <w:bCs/>
-          <w:sz w:val="28"/>
-          <w:szCs w:val="28"/>
-        </w:rPr>
-        <w:t xml:space="preserve">Registration, Admission and Transfer</w:t>
-      </w:r>
-    </w:p>
-    <w:p>
-      <w:pPr>
-        <w:spacing w:after="240"/>
-        <w:jc w:val="center"/>
-      </w:pPr>
-      <w:r>
-        <w:rPr>
-          <w:i/>
-          <w:iCs/>
-          <w:sz w:val="20"/>
-          <w:szCs w:val="20"/>
-        </w:rPr>
-        <w:t xml:space="preserve">Registration, admission and transfer of patients.</w:t>
       </w:r>
     </w:p>
     <w:p>
@@ -2534,155 +2519,6 @@
         <w:t xml:space="preserve">The Nursing Superintendent holds signed acknowledgements with the induction record.</w:t>
       </w:r>
     </w:p>
-    <w:p>
-      <w:pPr>
-        <w:pStyle w:val="Heading1"/>
-        <w:spacing w:after="120" w:before="280"/>
-      </w:pPr>
-      <w:r>
-        <w:t xml:space="preserve">10. References</w:t>
-      </w:r>
-    </w:p>
-    <w:p>
-      <w:pPr>
-        <w:pStyle w:val="ListParagraph"/>
-        <w:numPr>
-          <w:ilvl w:val="0"/>
-          <w:numId w:val="1"/>
-        </w:numPr>
-        <w:spacing w:after="60"/>
-      </w:pPr>
-      <w:r>
-        <w:rPr>
-          <w:sz w:val="22"/>
-          <w:szCs w:val="22"/>
-        </w:rPr>
-        <w:t xml:space="preserve">National Accreditation Board for Hospitals and Healthcare Providers (NABH), Standards for Small Healthcare Organisations, 3rd Edition — Access, Assessment and Continuity of Care chapter, standard AAC.2.</w:t>
-      </w:r>
-    </w:p>
-    <w:p>
-      <w:pPr>
-        <w:pStyle w:val="ListParagraph"/>
-        <w:numPr>
-          <w:ilvl w:val="0"/>
-          <w:numId w:val="1"/>
-        </w:numPr>
-        <w:spacing w:after="60"/>
-      </w:pPr>
-      <w:r>
-        <w:rPr>
-          <w:sz w:val="22"/>
-          <w:szCs w:val="22"/>
-        </w:rPr>
-        <w:t xml:space="preserve">Internal documents of «Hospital Name»: registration process; admission process; bed-management plan; transfer protocols; referral pathways; clinical prioritisation method.</w:t>
-      </w:r>
-    </w:p>
-    <w:p>
-      <w:pPr>
-        <w:pStyle w:val="Heading1"/>
-        <w:spacing w:after="120" w:before="280"/>
-      </w:pPr>
-      <w:r>
-        <w:t xml:space="preserve">11. Distribution</w:t>
-      </w:r>
-    </w:p>
-    <w:p>
-      <w:pPr>
-        <w:spacing w:after="140"/>
-      </w:pPr>
-      <w:r>
-        <w:rPr>
-          <w:sz w:val="22"/>
-          <w:szCs w:val="22"/>
-        </w:rPr>
-        <w:t xml:space="preserve">Official master copy: office of the Medical Superintendent, «Hospital Name», with the Quality Coordinator.</w:t>
-      </w:r>
-    </w:p>
-    <w:p>
-      <w:pPr>
-        <w:spacing w:after="140"/>
-      </w:pPr>
-      <w:r>
-        <w:rPr>
-          <w:sz w:val="22"/>
-          <w:szCs w:val="22"/>
-        </w:rPr>
-        <w:t xml:space="preserve">Copies issued to: registration; emergency; every in-patient ward; nursing administration; treating doctors.</w:t>
-      </w:r>
-    </w:p>
-    <w:p>
-      <w:pPr>
-        <w:spacing w:after="140"/>
-      </w:pPr>
-      <w:r>
-        <w:rPr>
-          <w:sz w:val="22"/>
-          <w:szCs w:val="22"/>
-        </w:rPr>
-        <w:t xml:space="preserve">The current version is available to all staff at the «front-office policy file» and, if the hospital keeps an intranet, at «staff intranet / policies».</w:t>
-      </w:r>
-    </w:p>
-    <w:p>
-      <w:pPr>
-        <w:spacing w:after="140"/>
-      </w:pPr>
-      <w:r>
-        <w:rPr>
-          <w:sz w:val="22"/>
-          <w:szCs w:val="22"/>
-        </w:rPr>
-        <w:t xml:space="preserve">When a new version is issued, take old copies out of use.</w:t>
-      </w:r>
-    </w:p>
-    <w:p>
-      <w:pPr>
-        <w:pStyle w:val="Heading1"/>
-        <w:spacing w:after="120" w:before="280"/>
-      </w:pPr>
-      <w:r>
-        <w:t xml:space="preserve">12. Abbreviations</w:t>
-      </w:r>
-    </w:p>
-    <w:p>
-      <w:pPr>
-        <w:spacing w:after="140"/>
-      </w:pPr>
-      <w:r>
-        <w:rPr>
-          <w:sz w:val="22"/>
-          <w:szCs w:val="22"/>
-        </w:rPr>
-        <w:t xml:space="preserve">AAC — Access, Assessment and Continuity of Care (NABH SHCO chapter 2)
-CAPA — corrective and preventive action
-NABH — National Accreditation Board for Hospitals and Healthcare Providers
-OE — objective element
-PRE — Patient Rights and Education (NABH SHCO chapter 4)
-SHCO — Standards for Small Healthcare Organisations</w:t>
-      </w:r>
-    </w:p>
-    <w:p>
-      <w:pPr>
-        <w:pStyle w:val="Heading1"/>
-        <w:spacing w:after="120" w:before="280"/>
-      </w:pPr>
-      <w:r>
-        <w:t xml:space="preserve">13. Traceability to NABH SHCO 3rd Edition AAC.2</w:t>
-      </w:r>
-    </w:p>
-    <w:p>
-      <w:pPr>
-        <w:spacing w:after="120"/>
-      </w:pPr>
-      <w:r>
-        <w:rPr>
-          <w:i/>
-          <w:iCs/>
-          <w:sz w:val="20"/>
-          <w:szCs w:val="20"/>
-        </w:rPr>
-        <w:t xml:space="preserve">This table is an index. It is not how the policy is organised.</w:t>
-      </w:r>
-    </w:p>
     <w:tbl>
       <w:tblPr>
         <w:tblW w:type="pct" w:w="100%"/>
@@ -3342,7 +3178,90 @@
         <w:spacing w:after="120" w:before="280"/>
       </w:pPr>
       <w:r>
-        <w:t xml:space="preserve">14. Required Records / Evidence Checklist</w:t>
+        <w:t>10. Distribution</w:t>
+      </w:r>
+    </w:p>
+    <w:p>
+      <w:pPr>
+        <w:spacing w:after="140"/>
+      </w:pPr>
+      <w:r>
+        <w:rPr>
+          <w:sz w:val="22"/>
+          <w:szCs w:val="22"/>
+        </w:rPr>
+        <w:t xml:space="preserve">Official master copy: office of the Medical Superintendent, «Hospital Name», with the Quality Coordinator.</w:t>
+      </w:r>
+    </w:p>
+    <w:p>
+      <w:pPr>
+        <w:spacing w:after="140"/>
+      </w:pPr>
+      <w:r>
+        <w:rPr>
+          <w:sz w:val="22"/>
+          <w:szCs w:val="22"/>
+        </w:rPr>
+        <w:t xml:space="preserve">Copies issued to: registration; emergency; every in-patient ward; nursing administration; treating doctors.</w:t>
+      </w:r>
+    </w:p>
+    <w:p>
+      <w:pPr>
+        <w:spacing w:after="140"/>
+      </w:pPr>
+      <w:r>
+        <w:rPr>
+          <w:sz w:val="22"/>
+          <w:szCs w:val="22"/>
+        </w:rPr>
+        <w:t xml:space="preserve">The current version is available to all staff at the «front-office policy file» and, if the hospital keeps an intranet, at «staff intranet / policies».</w:t>
+      </w:r>
+    </w:p>
+    <w:p>
+      <w:pPr>
+        <w:spacing w:after="140"/>
+      </w:pPr>
+      <w:r>
+        <w:rPr>
+          <w:sz w:val="22"/>
+          <w:szCs w:val="22"/>
+        </w:rPr>
+        <w:t xml:space="preserve">When a new version is issued, take old copies out of use.</w:t>
+      </w:r>
+    </w:p>
+    <w:p>
+      <w:pPr>
+        <w:pStyle w:val="Heading1"/>
+        <w:spacing w:after="120" w:before="280"/>
+      </w:pPr>
+      <w:r>
+        <w:t>11. Abbreviations</w:t>
+      </w:r>
+    </w:p>
+    <w:p>
+      <w:pPr>
+        <w:spacing w:after="140"/>
+      </w:pPr>
+      <w:r>
+        <w:rPr>
+          <w:sz w:val="22"/>
+          <w:szCs w:val="22"/>
+        </w:rPr>
+        <w:t xml:space="preserve">AAC — Access, Assessment and Continuity of Care (NABH SHCO chapter 2)
+CAPA — corrective and preventive action
+NABH — National Accreditation Board for Hospitals and Healthcare Providers
+OE — objective element
+PRE — Patient Rights and Education (NABH SHCO chapter 4)
+SHCO — Standards for Small Healthcare Organisations</w:t>
+      </w:r>
+    </w:p>
+    <w:p>
+      <w:pPr>
+        <w:pStyle w:val="Heading1"/>
+        <w:spacing w:after="120" w:before="280"/>
+      </w:pPr>
+      <w:r>
+        <w:t>12. Traceability to NABH SHCO 3rd Edition AAC.2</w:t>
       </w:r>
     </w:p>
     <w:p>
@@ -3356,6 +3275,29 @@
           <w:sz w:val="20"/>
           <w:szCs w:val="20"/>
         </w:rPr>
+        <w:t xml:space="preserve">This table is an index. It is not how the policy is organised.</w:t>
+      </w:r>
+    </w:p>
+    <w:p>
+      <w:pPr>
+        <w:pStyle w:val="Heading1"/>
+        <w:spacing w:after="120" w:before="280"/>
+      </w:pPr>
+      <w:r>
+        <w:t>13. Required Records / Evidence Checklist</w:t>
+      </w:r>
+    </w:p>
+    <w:p>
+      <w:pPr>
+        <w:spacing w:after="120"/>
+      </w:pPr>
+      <w:r>
+        <w:rPr>
+          <w:i/>
+          <w:iCs/>
+          <w:sz w:val="20"/>
+          <w:szCs w:val="20"/>
+        </w:rPr>
         <w:t xml:space="preserve">Records the hospital holds under this policy, listed by objective element.</w:t>
       </w:r>
     </w:p>
@@ -3717,6 +3659,49 @@
           <w:szCs w:val="22"/>
         </w:rPr>
         <w:t xml:space="preserve">Referral log with reason and destination.</w:t>
+      </w:r>
+    </w:p>
+    <w:p>
+      <w:pPr>
+        <w:pStyle w:val="Heading1"/>
+        <w:spacing w:after="120" w:before="280"/>
+      </w:pPr>
+      <w:r>
+        <w:t>14. References</w:t>
+      </w:r>
+    </w:p>
+    <w:p>
+      <w:pPr>
+        <w:pStyle w:val="ListParagraph"/>
+        <w:numPr>
+          <w:ilvl w:val="0"/>
+          <w:numId w:val="1"/>
+        </w:numPr>
+        <w:spacing w:after="60"/>
+      </w:pPr>
+      <w:r>
+        <w:rPr>
+          <w:sz w:val="22"/>
+          <w:szCs w:val="22"/>
+        </w:rPr>
+        <w:t xml:space="preserve">National Accreditation Board for Hospitals and Healthcare Providers (NABH), Standards for Small Healthcare Organisations, 3rd Edition — Access, Assessment and Continuity of Care chapter, standard AAC.2.</w:t>
+      </w:r>
+    </w:p>
+    <w:p>
+      <w:pPr>
+        <w:pStyle w:val="ListParagraph"/>
+        <w:numPr>
+          <w:ilvl w:val="0"/>
+          <w:numId w:val="1"/>
+        </w:numPr>
+        <w:spacing w:after="60"/>
+      </w:pPr>
+      <w:r>
+        <w:rPr>
+          <w:sz w:val="22"/>
+          <w:szCs w:val="22"/>
+        </w:rPr>
+        <w:t xml:space="preserve">Internal documents of «Hospital Name»: registration process; admission process; bed-management plan; transfer protocols; referral pathways; clinical prioritisation method.</w:t>
       </w:r>
     </w:p>
     <w:p>
@@ -3841,7 +3826,7 @@
         <w:sz w:val="16"/>
         <w:szCs w:val="16"/>
       </w:rPr>
-      <w:t xml:space="preserve">«Hospital Name»  |  «AAC/POL/02»  |  Controlled document  |  Registration, Admission and Transfer</w:t>
+      <w:t>«Hospital Name»  |  «AAC/POL/02»  |  Controlled document  |  Policy on Registration, Admission and Transfer</w:t>
     </w:r>
   </w:p>
 </w:ftr>

--- a/policies/build/masters/AAC.2_v2_master.docx
+++ b/policies/build/masters/AAC.2_v2_master.docx
@@ -1700,7 +1700,7 @@
           <w:sz w:val="22"/>
           <w:szCs w:val="22"/>
         </w:rPr>
-        <w:t xml:space="preserve">Root-cause analysis is required when the same registration or transfer defect recurs within six months.</w:t>
+        <w:t>Root-cause analysis is required when the same registration or transfer defect recurs; the organisation's defined recurrence threshold applies, as documented in the hospital's Root Cause Analysis procedure.</w:t>
       </w:r>
     </w:p>
     <w:p>

--- a/policies/build/masters/AAC.2_v2_master.docx
+++ b/policies/build/masters/AAC.2_v2_master.docx
@@ -2536,6 +2536,7 @@
         <w:gridCol w:w="100"/>
         <w:gridCol w:w="100"/>
         <w:gridCol w:w="100"/>
+        <w:gridCol w:w="100"/>
       </w:tblGrid>
       <w:tr>
         <w:tc>
@@ -2563,6 +2564,26 @@
         </w:tc>
         <w:tc>
           <w:tcPr>
+            <w:tcW w:type="pct" w:w="12%"/>
+            <w:tcBorders>
+              <w:top w:val="single" w:color="999999" w:sz="4"/>
+              <w:left w:val="single" w:color="999999" w:sz="4"/>
+              <w:bottom w:val="single" w:color="999999" w:sz="4"/>
+              <w:right w:val="single" w:color="999999" w:sz="4"/>
+            </w:tcBorders>
+            <w:shd w:fill="E8E8E8" w:val="clear"/>
+          </w:tcPr>
+          <w:p>
+            <w:r>
+              <w:rPr>
+                <w:b/>
+              </w:rPr>
+              <w:t>Level</w:t>
+            </w:r>
+          </w:p>
+        </w:tc>
+        <w:tc>
+          <w:tcPr>
             <w:tcW w:type="pct" w:w="32%"/>
             <w:tcBorders>
               <w:top w:val="single" w:color="999999" w:sz="4"/>
@@ -2656,6 +2677,22 @@
         </w:tc>
         <w:tc>
           <w:tcPr>
+            <w:tcW w:type="pct" w:w="12%"/>
+            <w:tcBorders>
+              <w:top w:val="single" w:color="999999" w:sz="4"/>
+              <w:left w:val="single" w:color="999999" w:sz="4"/>
+              <w:bottom w:val="single" w:color="999999" w:sz="4"/>
+              <w:right w:val="single" w:color="999999" w:sz="4"/>
+            </w:tcBorders>
+          </w:tcPr>
+          <w:p>
+            <w:r>
+              <w:t>Commitment*</w:t>
+            </w:r>
+          </w:p>
+        </w:tc>
+        <w:tc>
+          <w:tcPr>
             <w:tcW w:type="pct" w:w="32%"/>
             <w:tcBorders>
               <w:top w:val="single" w:color="999999" w:sz="4"/>
@@ -2746,6 +2783,22 @@
         </w:tc>
         <w:tc>
           <w:tcPr>
+            <w:tcW w:type="pct" w:w="12%"/>
+            <w:tcBorders>
+              <w:top w:val="single" w:color="999999" w:sz="4"/>
+              <w:left w:val="single" w:color="999999" w:sz="4"/>
+              <w:bottom w:val="single" w:color="999999" w:sz="4"/>
+              <w:right w:val="single" w:color="999999" w:sz="4"/>
+            </w:tcBorders>
+          </w:tcPr>
+          <w:p>
+            <w:r>
+              <w:t>CORE</w:t>
+            </w:r>
+          </w:p>
+        </w:tc>
+        <w:tc>
+          <w:tcPr>
             <w:tcW w:type="pct" w:w="32%"/>
             <w:tcBorders>
               <w:top w:val="single" w:color="999999" w:sz="4"/>
@@ -2836,6 +2889,22 @@
         </w:tc>
         <w:tc>
           <w:tcPr>
+            <w:tcW w:type="pct" w:w="12%"/>
+            <w:tcBorders>
+              <w:top w:val="single" w:color="999999" w:sz="4"/>
+              <w:left w:val="single" w:color="999999" w:sz="4"/>
+              <w:bottom w:val="single" w:color="999999" w:sz="4"/>
+              <w:right w:val="single" w:color="999999" w:sz="4"/>
+            </w:tcBorders>
+          </w:tcPr>
+          <w:p>
+            <w:r>
+              <w:t>Commitment</w:t>
+            </w:r>
+          </w:p>
+        </w:tc>
+        <w:tc>
+          <w:tcPr>
             <w:tcW w:type="pct" w:w="32%"/>
             <w:tcBorders>
               <w:top w:val="single" w:color="999999" w:sz="4"/>
@@ -2926,6 +2995,22 @@
         </w:tc>
         <w:tc>
           <w:tcPr>
+            <w:tcW w:type="pct" w:w="12%"/>
+            <w:tcBorders>
+              <w:top w:val="single" w:color="999999" w:sz="4"/>
+              <w:left w:val="single" w:color="999999" w:sz="4"/>
+              <w:bottom w:val="single" w:color="999999" w:sz="4"/>
+              <w:right w:val="single" w:color="999999" w:sz="4"/>
+            </w:tcBorders>
+          </w:tcPr>
+          <w:p>
+            <w:r>
+              <w:t>Commitment*</w:t>
+            </w:r>
+          </w:p>
+        </w:tc>
+        <w:tc>
+          <w:tcPr>
             <w:tcW w:type="pct" w:w="32%"/>
             <w:tcBorders>
               <w:top w:val="single" w:color="999999" w:sz="4"/>
@@ -3016,6 +3101,22 @@
         </w:tc>
         <w:tc>
           <w:tcPr>
+            <w:tcW w:type="pct" w:w="12%"/>
+            <w:tcBorders>
+              <w:top w:val="single" w:color="999999" w:sz="4"/>
+              <w:left w:val="single" w:color="999999" w:sz="4"/>
+              <w:bottom w:val="single" w:color="999999" w:sz="4"/>
+              <w:right w:val="single" w:color="999999" w:sz="4"/>
+            </w:tcBorders>
+          </w:tcPr>
+          <w:p>
+            <w:r>
+              <w:t>Achievement*</w:t>
+            </w:r>
+          </w:p>
+        </w:tc>
+        <w:tc>
+          <w:tcPr>
             <w:tcW w:type="pct" w:w="32%"/>
             <w:tcBorders>
               <w:top w:val="single" w:color="999999" w:sz="4"/>
@@ -3106,6 +3207,22 @@
         </w:tc>
         <w:tc>
           <w:tcPr>
+            <w:tcW w:type="pct" w:w="12%"/>
+            <w:tcBorders>
+              <w:top w:val="single" w:color="999999" w:sz="4"/>
+              <w:left w:val="single" w:color="999999" w:sz="4"/>
+              <w:bottom w:val="single" w:color="999999" w:sz="4"/>
+              <w:right w:val="single" w:color="999999" w:sz="4"/>
+            </w:tcBorders>
+          </w:tcPr>
+          <w:p>
+            <w:r>
+              <w:t>Commitment*</w:t>
+            </w:r>
+          </w:p>
+        </w:tc>
+        <w:tc>
+          <w:tcPr>
             <w:tcW w:type="pct" w:w="32%"/>
             <w:tcBorders>
               <w:top w:val="single" w:color="999999" w:sz="4"/>
@@ -3238,23 +3355,317 @@
         <w:t>11. Abbreviations</w:t>
       </w:r>
     </w:p>
-    <w:p>
-      <w:pPr>
-        <w:spacing w:after="140"/>
-      </w:pPr>
-      <w:r>
-        <w:rPr>
-          <w:sz w:val="22"/>
-          <w:szCs w:val="22"/>
-        </w:rPr>
-        <w:t xml:space="preserve">AAC — Access, Assessment and Continuity of Care (NABH SHCO chapter 2)
-CAPA — corrective and preventive action
-NABH — National Accreditation Board for Hospitals and Healthcare Providers
-OE — objective element
-PRE — Patient Rights and Education (NABH SHCO chapter 4)
-SHCO — Standards for Small Healthcare Organisations</w:t>
-      </w:r>
-    </w:p>
+    <w:tbl>
+      <w:tblPr>
+        <w:tblW w:type="pct" w:w="100%"/>
+        <w:tblBorders>
+          <w:top w:val="single" w:color="auto" w:sz="4"/>
+          <w:left w:val="single" w:color="auto" w:sz="4"/>
+          <w:bottom w:val="single" w:color="auto" w:sz="4"/>
+          <w:right w:val="single" w:color="auto" w:sz="4"/>
+          <w:insideH w:val="single" w:color="auto" w:sz="4"/>
+          <w:insideV w:val="single" w:color="auto" w:sz="4"/>
+        </w:tblBorders>
+      </w:tblPr>
+      <w:tblGrid>
+        <w:gridCol w:w="100"/>
+        <w:gridCol w:w="100"/>
+      </w:tblGrid>
+      <w:tr>
+        <w:tc>
+          <w:tcPr>
+            <w:tcW w:type="pct" w:w="22%"/>
+            <w:tcBorders>
+              <w:top w:val="single" w:color="999999" w:sz="4"/>
+              <w:left w:val="single" w:color="999999" w:sz="4"/>
+              <w:bottom w:val="single" w:color="999999" w:sz="4"/>
+              <w:right w:val="single" w:color="999999" w:sz="4"/>
+            </w:tcBorders>
+            <w:shd w:fill="E8E8E8" w:val="clear"/>
+          </w:tcPr>
+          <w:p>
+            <w:r>
+              <w:rPr>
+                <w:b/>
+              </w:rPr>
+              <w:t>Abbreviation</w:t>
+            </w:r>
+          </w:p>
+        </w:tc>
+        <w:tc>
+          <w:tcPr>
+            <w:tcW w:type="pct" w:w="22%"/>
+            <w:tcBorders>
+              <w:top w:val="single" w:color="999999" w:sz="4"/>
+              <w:left w:val="single" w:color="999999" w:sz="4"/>
+              <w:bottom w:val="single" w:color="999999" w:sz="4"/>
+              <w:right w:val="single" w:color="999999" w:sz="4"/>
+            </w:tcBorders>
+            <w:shd w:fill="E8E8E8" w:val="clear"/>
+          </w:tcPr>
+          <w:p>
+            <w:r>
+              <w:rPr>
+                <w:b/>
+              </w:rPr>
+              <w:t>Meaning</w:t>
+            </w:r>
+          </w:p>
+        </w:tc>
+      </w:tr>
+      <w:tr>
+        <w:tc>
+          <w:tcPr>
+            <w:tcW w:type="pct" w:w="22%"/>
+            <w:tcBorders>
+              <w:top w:val="single" w:color="999999" w:sz="4"/>
+              <w:left w:val="single" w:color="999999" w:sz="4"/>
+              <w:bottom w:val="single" w:color="999999" w:sz="4"/>
+              <w:right w:val="single" w:color="999999" w:sz="4"/>
+            </w:tcBorders>
+            <w:shd w:fill="E8E8E8" w:val="clear"/>
+          </w:tcPr>
+          <w:p>
+            <w:r>
+              <w:rPr>
+                <w:b w:val="0"/>
+              </w:rPr>
+              <w:t>AAC</w:t>
+            </w:r>
+          </w:p>
+        </w:tc>
+        <w:tc>
+          <w:tcPr>
+            <w:tcW w:type="pct" w:w="22%"/>
+            <w:tcBorders>
+              <w:top w:val="single" w:color="999999" w:sz="4"/>
+              <w:left w:val="single" w:color="999999" w:sz="4"/>
+              <w:bottom w:val="single" w:color="999999" w:sz="4"/>
+              <w:right w:val="single" w:color="999999" w:sz="4"/>
+            </w:tcBorders>
+            <w:shd w:fill="E8E8E8" w:val="clear"/>
+          </w:tcPr>
+          <w:p>
+            <w:r>
+              <w:rPr>
+                <w:b w:val="0"/>
+              </w:rPr>
+              <w:t>Access, Assessment and Continuity of Care (NABH SHCO chapter 2)</w:t>
+            </w:r>
+          </w:p>
+        </w:tc>
+      </w:tr>
+      <w:tr>
+        <w:tc>
+          <w:tcPr>
+            <w:tcW w:type="pct" w:w="22%"/>
+            <w:tcBorders>
+              <w:top w:val="single" w:color="999999" w:sz="4"/>
+              <w:left w:val="single" w:color="999999" w:sz="4"/>
+              <w:bottom w:val="single" w:color="999999" w:sz="4"/>
+              <w:right w:val="single" w:color="999999" w:sz="4"/>
+            </w:tcBorders>
+            <w:shd w:fill="E8E8E8" w:val="clear"/>
+          </w:tcPr>
+          <w:p>
+            <w:r>
+              <w:rPr>
+                <w:b w:val="0"/>
+              </w:rPr>
+              <w:t>CAPA</w:t>
+            </w:r>
+          </w:p>
+        </w:tc>
+        <w:tc>
+          <w:tcPr>
+            <w:tcW w:type="pct" w:w="22%"/>
+            <w:tcBorders>
+              <w:top w:val="single" w:color="999999" w:sz="4"/>
+              <w:left w:val="single" w:color="999999" w:sz="4"/>
+              <w:bottom w:val="single" w:color="999999" w:sz="4"/>
+              <w:right w:val="single" w:color="999999" w:sz="4"/>
+            </w:tcBorders>
+            <w:shd w:fill="E8E8E8" w:val="clear"/>
+          </w:tcPr>
+          <w:p>
+            <w:r>
+              <w:rPr>
+                <w:b w:val="0"/>
+              </w:rPr>
+              <w:t>corrective and preventive action</w:t>
+            </w:r>
+          </w:p>
+        </w:tc>
+      </w:tr>
+      <w:tr>
+        <w:tc>
+          <w:tcPr>
+            <w:tcW w:type="pct" w:w="22%"/>
+            <w:tcBorders>
+              <w:top w:val="single" w:color="999999" w:sz="4"/>
+              <w:left w:val="single" w:color="999999" w:sz="4"/>
+              <w:bottom w:val="single" w:color="999999" w:sz="4"/>
+              <w:right w:val="single" w:color="999999" w:sz="4"/>
+            </w:tcBorders>
+            <w:shd w:fill="E8E8E8" w:val="clear"/>
+          </w:tcPr>
+          <w:p>
+            <w:r>
+              <w:rPr>
+                <w:b w:val="0"/>
+              </w:rPr>
+              <w:t>NABH</w:t>
+            </w:r>
+          </w:p>
+        </w:tc>
+        <w:tc>
+          <w:tcPr>
+            <w:tcW w:type="pct" w:w="22%"/>
+            <w:tcBorders>
+              <w:top w:val="single" w:color="999999" w:sz="4"/>
+              <w:left w:val="single" w:color="999999" w:sz="4"/>
+              <w:bottom w:val="single" w:color="999999" w:sz="4"/>
+              <w:right w:val="single" w:color="999999" w:sz="4"/>
+            </w:tcBorders>
+            <w:shd w:fill="E8E8E8" w:val="clear"/>
+          </w:tcPr>
+          <w:p>
+            <w:r>
+              <w:rPr>
+                <w:b w:val="0"/>
+              </w:rPr>
+              <w:t>National Accreditation Board for Hospitals and Healthcare Providers</w:t>
+            </w:r>
+          </w:p>
+        </w:tc>
+      </w:tr>
+      <w:tr>
+        <w:tc>
+          <w:tcPr>
+            <w:tcW w:type="pct" w:w="22%"/>
+            <w:tcBorders>
+              <w:top w:val="single" w:color="999999" w:sz="4"/>
+              <w:left w:val="single" w:color="999999" w:sz="4"/>
+              <w:bottom w:val="single" w:color="999999" w:sz="4"/>
+              <w:right w:val="single" w:color="999999" w:sz="4"/>
+            </w:tcBorders>
+            <w:shd w:fill="E8E8E8" w:val="clear"/>
+          </w:tcPr>
+          <w:p>
+            <w:r>
+              <w:rPr>
+                <w:b w:val="0"/>
+              </w:rPr>
+              <w:t>OE</w:t>
+            </w:r>
+          </w:p>
+        </w:tc>
+        <w:tc>
+          <w:tcPr>
+            <w:tcW w:type="pct" w:w="22%"/>
+            <w:tcBorders>
+              <w:top w:val="single" w:color="999999" w:sz="4"/>
+              <w:left w:val="single" w:color="999999" w:sz="4"/>
+              <w:bottom w:val="single" w:color="999999" w:sz="4"/>
+              <w:right w:val="single" w:color="999999" w:sz="4"/>
+            </w:tcBorders>
+            <w:shd w:fill="E8E8E8" w:val="clear"/>
+          </w:tcPr>
+          <w:p>
+            <w:r>
+              <w:rPr>
+                <w:b w:val="0"/>
+              </w:rPr>
+              <w:t>objective element</w:t>
+            </w:r>
+          </w:p>
+        </w:tc>
+      </w:tr>
+      <w:tr>
+        <w:tc>
+          <w:tcPr>
+            <w:tcW w:type="pct" w:w="22%"/>
+            <w:tcBorders>
+              <w:top w:val="single" w:color="999999" w:sz="4"/>
+              <w:left w:val="single" w:color="999999" w:sz="4"/>
+              <w:bottom w:val="single" w:color="999999" w:sz="4"/>
+              <w:right w:val="single" w:color="999999" w:sz="4"/>
+            </w:tcBorders>
+            <w:shd w:fill="E8E8E8" w:val="clear"/>
+          </w:tcPr>
+          <w:p>
+            <w:r>
+              <w:rPr>
+                <w:b w:val="0"/>
+              </w:rPr>
+              <w:t>PRE</w:t>
+            </w:r>
+          </w:p>
+        </w:tc>
+        <w:tc>
+          <w:tcPr>
+            <w:tcW w:type="pct" w:w="22%"/>
+            <w:tcBorders>
+              <w:top w:val="single" w:color="999999" w:sz="4"/>
+              <w:left w:val="single" w:color="999999" w:sz="4"/>
+              <w:bottom w:val="single" w:color="999999" w:sz="4"/>
+              <w:right w:val="single" w:color="999999" w:sz="4"/>
+            </w:tcBorders>
+            <w:shd w:fill="E8E8E8" w:val="clear"/>
+          </w:tcPr>
+          <w:p>
+            <w:r>
+              <w:rPr>
+                <w:b w:val="0"/>
+              </w:rPr>
+              <w:t>Patient Rights and Education (NABH SHCO chapter 4)</w:t>
+            </w:r>
+          </w:p>
+        </w:tc>
+      </w:tr>
+      <w:tr>
+        <w:tc>
+          <w:tcPr>
+            <w:tcW w:type="pct" w:w="22%"/>
+            <w:tcBorders>
+              <w:top w:val="single" w:color="999999" w:sz="4"/>
+              <w:left w:val="single" w:color="999999" w:sz="4"/>
+              <w:bottom w:val="single" w:color="999999" w:sz="4"/>
+              <w:right w:val="single" w:color="999999" w:sz="4"/>
+            </w:tcBorders>
+            <w:shd w:fill="E8E8E8" w:val="clear"/>
+          </w:tcPr>
+          <w:p>
+            <w:r>
+              <w:rPr>
+                <w:b w:val="0"/>
+              </w:rPr>
+              <w:t>SHCO</w:t>
+            </w:r>
+          </w:p>
+        </w:tc>
+        <w:tc>
+          <w:tcPr>
+            <w:tcW w:type="pct" w:w="22%"/>
+            <w:tcBorders>
+              <w:top w:val="single" w:color="999999" w:sz="4"/>
+              <w:left w:val="single" w:color="999999" w:sz="4"/>
+              <w:bottom w:val="single" w:color="999999" w:sz="4"/>
+              <w:right w:val="single" w:color="999999" w:sz="4"/>
+            </w:tcBorders>
+            <w:shd w:fill="E8E8E8" w:val="clear"/>
+          </w:tcPr>
+          <w:p>
+            <w:r>
+              <w:rPr>
+                <w:b w:val="0"/>
+              </w:rPr>
+              <w:t>Standards for Small Healthcare Organisations</w:t>
+            </w:r>
+          </w:p>
+        </w:tc>
+      </w:tr>
+    </w:tbl>
     <w:p>
       <w:pPr>
         <w:pStyle w:val="Heading1"/>

--- a/policies/build/masters/AAC.2_v2_master.docx
+++ b/policies/build/masters/AAC.2_v2_master.docx
@@ -677,31 +677,7 @@
           <w:sz w:val="22"/>
           <w:szCs w:val="22"/>
         </w:rPr>
-        <w:t xml:space="preserve">The chapter intent is that registration, admission and transfer are orderly, safe and clinically driven.</w:t>
-      </w:r>
-    </w:p>
-    <w:p>
-      <w:pPr>
-        <w:spacing w:after="140"/>
-      </w:pPr>
-      <w:r>
-        <w:rPr>
-          <w:sz w:val="22"/>
-          <w:szCs w:val="22"/>
-        </w:rPr>
         <w:t xml:space="preserve">This policy owns registration, admission and transfer. PRE owns patient information and consent. AAC.3 owns assessment and care plan. AAC.7 owns continuity and handover during care. AAC.8 owns discharge.</w:t>
-      </w:r>
-    </w:p>
-    <w:p>
-      <w:pPr>
-        <w:spacing w:after="140"/>
-      </w:pPr>
-      <w:r>
-        <w:rPr>
-          <w:sz w:val="22"/>
-          <w:szCs w:val="22"/>
-        </w:rPr>
-        <w:t xml:space="preserve">Words marked «like this» are defaults. A blank marked «________» must be filled before issue.</w:t>
       </w:r>
     </w:p>
     <w:p>
@@ -735,86 +711,6 @@
           <w:szCs w:val="22"/>
         </w:rPr>
         <w:t xml:space="preserve">It covers the six elements AAC.2.a–f: registration and admission mechanism, unique identification, acceptance criteria, bed-management when beds are unavailable, clinical prioritisation, and transfer-in / transfer-out / referral.</w:t>
-      </w:r>
-    </w:p>
-    <w:p>
-      <w:pPr>
-        <w:spacing w:after="140"/>
-      </w:pPr>
-      <w:r>
-        <w:rPr>
-          <w:sz w:val="22"/>
-          <w:szCs w:val="22"/>
-        </w:rPr>
-        <w:t xml:space="preserve">Boundaries:</w:t>
-      </w:r>
-    </w:p>
-    <w:p>
-      <w:pPr>
-        <w:pStyle w:val="ListParagraph"/>
-        <w:numPr>
-          <w:ilvl w:val="0"/>
-          <w:numId w:val="1"/>
-        </w:numPr>
-        <w:spacing w:after="60"/>
-      </w:pPr>
-      <w:r>
-        <w:rPr>
-          <w:sz w:val="22"/>
-          <w:szCs w:val="22"/>
-        </w:rPr>
-        <w:t xml:space="preserve">PRE owns patient information at registration (PRE.1) and consent (PRE.3). This policy owns the registration and admission process itself.</w:t>
-      </w:r>
-    </w:p>
-    <w:p>
-      <w:pPr>
-        <w:pStyle w:val="ListParagraph"/>
-        <w:numPr>
-          <w:ilvl w:val="0"/>
-          <w:numId w:val="1"/>
-        </w:numPr>
-        <w:spacing w:after="60"/>
-      </w:pPr>
-      <w:r>
-        <w:rPr>
-          <w:sz w:val="22"/>
-          <w:szCs w:val="22"/>
-        </w:rPr>
-        <w:t xml:space="preserve">AAC.7 owns clinical handover communication. This policy owns the transfer logistics (criteria, documentation, transport).</w:t>
-      </w:r>
-    </w:p>
-    <w:p>
-      <w:pPr>
-        <w:pStyle w:val="ListParagraph"/>
-        <w:numPr>
-          <w:ilvl w:val="0"/>
-          <w:numId w:val="1"/>
-        </w:numPr>
-        <w:spacing w:after="60"/>
-      </w:pPr>
-      <w:r>
-        <w:rPr>
-          <w:sz w:val="22"/>
-          <w:szCs w:val="22"/>
-        </w:rPr>
-        <w:t xml:space="preserve">AAC.3 owns initial assessment and care plan. This policy owns that a patient is accepted only if the required service can be provided.</w:t>
-      </w:r>
-    </w:p>
-    <w:p>
-      <w:pPr>
-        <w:pStyle w:val="ListParagraph"/>
-        <w:numPr>
-          <w:ilvl w:val="0"/>
-          <w:numId w:val="1"/>
-        </w:numPr>
-        <w:spacing w:after="60"/>
-      </w:pPr>
-      <w:r>
-        <w:rPr>
-          <w:sz w:val="22"/>
-          <w:szCs w:val="22"/>
-        </w:rPr>
-        <w:t xml:space="preserve">PSQ.2 owns quality indicators. Registration turnaround and bed-occupancy data feed PSQ.2.</w:t>
       </w:r>
     </w:p>
     <w:p>

--- a/policies/build/masters/AAC.2_v2_master.docx
+++ b/policies/build/masters/AAC.2_v2_master.docx
@@ -666,18 +666,6 @@
           <w:szCs w:val="22"/>
         </w:rPr>
         <w:t xml:space="preserve">This policy says how «Hospital Name» registers and admits patients, generates a unique identification number, accepts only patients it can serve, manages non-availability of beds, prioritises access by clinical need, and handles transfer-in, transfer-out and referral.</w:t>
-      </w:r>
-    </w:p>
-    <w:p>
-      <w:pPr>
-        <w:spacing w:after="140"/>
-      </w:pPr>
-      <w:r>
-        <w:rPr>
-          <w:sz w:val="22"/>
-          <w:szCs w:val="22"/>
-        </w:rPr>
-        <w:t xml:space="preserve">This policy owns registration, admission and transfer. PRE owns patient information and consent. AAC.3 owns assessment and care plan. AAC.7 owns continuity and handover during care. AAC.8 owns discharge.</w:t>
       </w:r>
     </w:p>
     <w:p>

--- a/policies/build/masters/AAC.2_v2_master.docx
+++ b/policies/build/masters/AAC.2_v2_master.docx
@@ -2403,6 +2403,406 @@
         <w:t xml:space="preserve">The Nursing Superintendent holds signed acknowledgements with the induction record.</w:t>
       </w:r>
     </w:p>
+    <w:p>
+      <w:pPr>
+        <w:pStyle w:val="Heading1"/>
+        <w:spacing w:after="120" w:before="280"/>
+      </w:pPr>
+      <w:r>
+        <w:t>10. Distribution</w:t>
+      </w:r>
+    </w:p>
+    <w:p>
+      <w:pPr>
+        <w:spacing w:after="140"/>
+      </w:pPr>
+      <w:r>
+        <w:rPr>
+          <w:sz w:val="22"/>
+          <w:szCs w:val="22"/>
+        </w:rPr>
+        <w:t xml:space="preserve">Official master copy: office of the Medical Superintendent, «Hospital Name», with the Quality Coordinator.</w:t>
+      </w:r>
+    </w:p>
+    <w:p>
+      <w:pPr>
+        <w:spacing w:after="140"/>
+      </w:pPr>
+      <w:r>
+        <w:rPr>
+          <w:sz w:val="22"/>
+          <w:szCs w:val="22"/>
+        </w:rPr>
+        <w:t xml:space="preserve">Copies issued to: registration; emergency; every in-patient ward; nursing administration; treating doctors.</w:t>
+      </w:r>
+    </w:p>
+    <w:p>
+      <w:pPr>
+        <w:spacing w:after="140"/>
+      </w:pPr>
+      <w:r>
+        <w:rPr>
+          <w:sz w:val="22"/>
+          <w:szCs w:val="22"/>
+        </w:rPr>
+        <w:t xml:space="preserve">The current version is available to all staff at the «front-office policy file» and, if the hospital keeps an intranet, at «staff intranet / policies».</w:t>
+      </w:r>
+    </w:p>
+    <w:p>
+      <w:pPr>
+        <w:spacing w:after="140"/>
+      </w:pPr>
+      <w:r>
+        <w:rPr>
+          <w:sz w:val="22"/>
+          <w:szCs w:val="22"/>
+        </w:rPr>
+        <w:t xml:space="preserve">When a new version is issued, take old copies out of use.</w:t>
+      </w:r>
+    </w:p>
+    <w:p>
+      <w:pPr>
+        <w:pStyle w:val="Heading1"/>
+        <w:spacing w:after="120" w:before="280"/>
+      </w:pPr>
+      <w:r>
+        <w:t>11. Abbreviations</w:t>
+      </w:r>
+    </w:p>
+    <w:tbl>
+      <w:tblPr>
+        <w:tblW w:type="pct" w:w="100%"/>
+        <w:tblBorders>
+          <w:top w:val="single" w:color="auto" w:sz="4"/>
+          <w:left w:val="single" w:color="auto" w:sz="4"/>
+          <w:bottom w:val="single" w:color="auto" w:sz="4"/>
+          <w:right w:val="single" w:color="auto" w:sz="4"/>
+          <w:insideH w:val="single" w:color="auto" w:sz="4"/>
+          <w:insideV w:val="single" w:color="auto" w:sz="4"/>
+        </w:tblBorders>
+      </w:tblPr>
+      <w:tblGrid>
+        <w:gridCol w:w="100"/>
+        <w:gridCol w:w="100"/>
+      </w:tblGrid>
+      <w:tr>
+        <w:tc>
+          <w:tcPr>
+            <w:tcW w:type="pct" w:w="22%"/>
+            <w:tcBorders>
+              <w:top w:val="single" w:color="999999" w:sz="4"/>
+              <w:left w:val="single" w:color="999999" w:sz="4"/>
+              <w:bottom w:val="single" w:color="999999" w:sz="4"/>
+              <w:right w:val="single" w:color="999999" w:sz="4"/>
+            </w:tcBorders>
+            <w:shd w:fill="E8E8E8" w:val="clear"/>
+          </w:tcPr>
+          <w:p>
+            <w:r>
+              <w:rPr>
+                <w:b/>
+              </w:rPr>
+              <w:t>Abbreviation</w:t>
+            </w:r>
+          </w:p>
+        </w:tc>
+        <w:tc>
+          <w:tcPr>
+            <w:tcW w:type="pct" w:w="22%"/>
+            <w:tcBorders>
+              <w:top w:val="single" w:color="999999" w:sz="4"/>
+              <w:left w:val="single" w:color="999999" w:sz="4"/>
+              <w:bottom w:val="single" w:color="999999" w:sz="4"/>
+              <w:right w:val="single" w:color="999999" w:sz="4"/>
+            </w:tcBorders>
+            <w:shd w:fill="E8E8E8" w:val="clear"/>
+          </w:tcPr>
+          <w:p>
+            <w:r>
+              <w:rPr>
+                <w:b/>
+              </w:rPr>
+              <w:t>Meaning</w:t>
+            </w:r>
+          </w:p>
+        </w:tc>
+      </w:tr>
+      <w:tr>
+        <w:tc>
+          <w:tcPr>
+            <w:tcW w:type="pct" w:w="22%"/>
+            <w:tcBorders>
+              <w:top w:val="single" w:color="999999" w:sz="4"/>
+              <w:left w:val="single" w:color="999999" w:sz="4"/>
+              <w:bottom w:val="single" w:color="999999" w:sz="4"/>
+              <w:right w:val="single" w:color="999999" w:sz="4"/>
+            </w:tcBorders>
+            <w:shd w:fill="E8E8E8" w:val="clear"/>
+          </w:tcPr>
+          <w:p>
+            <w:r>
+              <w:rPr>
+                <w:b w:val="0"/>
+              </w:rPr>
+              <w:t>AAC</w:t>
+            </w:r>
+          </w:p>
+        </w:tc>
+        <w:tc>
+          <w:tcPr>
+            <w:tcW w:type="pct" w:w="22%"/>
+            <w:tcBorders>
+              <w:top w:val="single" w:color="999999" w:sz="4"/>
+              <w:left w:val="single" w:color="999999" w:sz="4"/>
+              <w:bottom w:val="single" w:color="999999" w:sz="4"/>
+              <w:right w:val="single" w:color="999999" w:sz="4"/>
+            </w:tcBorders>
+            <w:shd w:fill="E8E8E8" w:val="clear"/>
+          </w:tcPr>
+          <w:p>
+            <w:r>
+              <w:rPr>
+                <w:b w:val="0"/>
+              </w:rPr>
+              <w:t>Access, Assessment and Continuity of Care (NABH SHCO chapter 2)</w:t>
+            </w:r>
+          </w:p>
+        </w:tc>
+      </w:tr>
+      <w:tr>
+        <w:tc>
+          <w:tcPr>
+            <w:tcW w:type="pct" w:w="22%"/>
+            <w:tcBorders>
+              <w:top w:val="single" w:color="999999" w:sz="4"/>
+              <w:left w:val="single" w:color="999999" w:sz="4"/>
+              <w:bottom w:val="single" w:color="999999" w:sz="4"/>
+              <w:right w:val="single" w:color="999999" w:sz="4"/>
+            </w:tcBorders>
+            <w:shd w:fill="E8E8E8" w:val="clear"/>
+          </w:tcPr>
+          <w:p>
+            <w:r>
+              <w:rPr>
+                <w:b w:val="0"/>
+              </w:rPr>
+              <w:t>CAPA</w:t>
+            </w:r>
+          </w:p>
+        </w:tc>
+        <w:tc>
+          <w:tcPr>
+            <w:tcW w:type="pct" w:w="22%"/>
+            <w:tcBorders>
+              <w:top w:val="single" w:color="999999" w:sz="4"/>
+              <w:left w:val="single" w:color="999999" w:sz="4"/>
+              <w:bottom w:val="single" w:color="999999" w:sz="4"/>
+              <w:right w:val="single" w:color="999999" w:sz="4"/>
+            </w:tcBorders>
+            <w:shd w:fill="E8E8E8" w:val="clear"/>
+          </w:tcPr>
+          <w:p>
+            <w:r>
+              <w:rPr>
+                <w:b w:val="0"/>
+              </w:rPr>
+              <w:t>corrective and preventive action</w:t>
+            </w:r>
+          </w:p>
+        </w:tc>
+      </w:tr>
+      <w:tr>
+        <w:tc>
+          <w:tcPr>
+            <w:tcW w:type="pct" w:w="22%"/>
+            <w:tcBorders>
+              <w:top w:val="single" w:color="999999" w:sz="4"/>
+              <w:left w:val="single" w:color="999999" w:sz="4"/>
+              <w:bottom w:val="single" w:color="999999" w:sz="4"/>
+              <w:right w:val="single" w:color="999999" w:sz="4"/>
+            </w:tcBorders>
+            <w:shd w:fill="E8E8E8" w:val="clear"/>
+          </w:tcPr>
+          <w:p>
+            <w:r>
+              <w:rPr>
+                <w:b w:val="0"/>
+              </w:rPr>
+              <w:t>NABH</w:t>
+            </w:r>
+          </w:p>
+        </w:tc>
+        <w:tc>
+          <w:tcPr>
+            <w:tcW w:type="pct" w:w="22%"/>
+            <w:tcBorders>
+              <w:top w:val="single" w:color="999999" w:sz="4"/>
+              <w:left w:val="single" w:color="999999" w:sz="4"/>
+              <w:bottom w:val="single" w:color="999999" w:sz="4"/>
+              <w:right w:val="single" w:color="999999" w:sz="4"/>
+            </w:tcBorders>
+            <w:shd w:fill="E8E8E8" w:val="clear"/>
+          </w:tcPr>
+          <w:p>
+            <w:r>
+              <w:rPr>
+                <w:b w:val="0"/>
+              </w:rPr>
+              <w:t>National Accreditation Board for Hospitals and Healthcare Providers</w:t>
+            </w:r>
+          </w:p>
+        </w:tc>
+      </w:tr>
+      <w:tr>
+        <w:tc>
+          <w:tcPr>
+            <w:tcW w:type="pct" w:w="22%"/>
+            <w:tcBorders>
+              <w:top w:val="single" w:color="999999" w:sz="4"/>
+              <w:left w:val="single" w:color="999999" w:sz="4"/>
+              <w:bottom w:val="single" w:color="999999" w:sz="4"/>
+              <w:right w:val="single" w:color="999999" w:sz="4"/>
+            </w:tcBorders>
+            <w:shd w:fill="E8E8E8" w:val="clear"/>
+          </w:tcPr>
+          <w:p>
+            <w:r>
+              <w:rPr>
+                <w:b w:val="0"/>
+              </w:rPr>
+              <w:t>OE</w:t>
+            </w:r>
+          </w:p>
+        </w:tc>
+        <w:tc>
+          <w:tcPr>
+            <w:tcW w:type="pct" w:w="22%"/>
+            <w:tcBorders>
+              <w:top w:val="single" w:color="999999" w:sz="4"/>
+              <w:left w:val="single" w:color="999999" w:sz="4"/>
+              <w:bottom w:val="single" w:color="999999" w:sz="4"/>
+              <w:right w:val="single" w:color="999999" w:sz="4"/>
+            </w:tcBorders>
+            <w:shd w:fill="E8E8E8" w:val="clear"/>
+          </w:tcPr>
+          <w:p>
+            <w:r>
+              <w:rPr>
+                <w:b w:val="0"/>
+              </w:rPr>
+              <w:t>objective element</w:t>
+            </w:r>
+          </w:p>
+        </w:tc>
+      </w:tr>
+      <w:tr>
+        <w:tc>
+          <w:tcPr>
+            <w:tcW w:type="pct" w:w="22%"/>
+            <w:tcBorders>
+              <w:top w:val="single" w:color="999999" w:sz="4"/>
+              <w:left w:val="single" w:color="999999" w:sz="4"/>
+              <w:bottom w:val="single" w:color="999999" w:sz="4"/>
+              <w:right w:val="single" w:color="999999" w:sz="4"/>
+            </w:tcBorders>
+            <w:shd w:fill="E8E8E8" w:val="clear"/>
+          </w:tcPr>
+          <w:p>
+            <w:r>
+              <w:rPr>
+                <w:b w:val="0"/>
+              </w:rPr>
+              <w:t>PRE</w:t>
+            </w:r>
+          </w:p>
+        </w:tc>
+        <w:tc>
+          <w:tcPr>
+            <w:tcW w:type="pct" w:w="22%"/>
+            <w:tcBorders>
+              <w:top w:val="single" w:color="999999" w:sz="4"/>
+              <w:left w:val="single" w:color="999999" w:sz="4"/>
+              <w:bottom w:val="single" w:color="999999" w:sz="4"/>
+              <w:right w:val="single" w:color="999999" w:sz="4"/>
+            </w:tcBorders>
+            <w:shd w:fill="E8E8E8" w:val="clear"/>
+          </w:tcPr>
+          <w:p>
+            <w:r>
+              <w:rPr>
+                <w:b w:val="0"/>
+              </w:rPr>
+              <w:t>Patient Rights and Education (NABH SHCO chapter 4)</w:t>
+            </w:r>
+          </w:p>
+        </w:tc>
+      </w:tr>
+      <w:tr>
+        <w:tc>
+          <w:tcPr>
+            <w:tcW w:type="pct" w:w="22%"/>
+            <w:tcBorders>
+              <w:top w:val="single" w:color="999999" w:sz="4"/>
+              <w:left w:val="single" w:color="999999" w:sz="4"/>
+              <w:bottom w:val="single" w:color="999999" w:sz="4"/>
+              <w:right w:val="single" w:color="999999" w:sz="4"/>
+            </w:tcBorders>
+            <w:shd w:fill="E8E8E8" w:val="clear"/>
+          </w:tcPr>
+          <w:p>
+            <w:r>
+              <w:rPr>
+                <w:b w:val="0"/>
+              </w:rPr>
+              <w:t>SHCO</w:t>
+            </w:r>
+          </w:p>
+        </w:tc>
+        <w:tc>
+          <w:tcPr>
+            <w:tcW w:type="pct" w:w="22%"/>
+            <w:tcBorders>
+              <w:top w:val="single" w:color="999999" w:sz="4"/>
+              <w:left w:val="single" w:color="999999" w:sz="4"/>
+              <w:bottom w:val="single" w:color="999999" w:sz="4"/>
+              <w:right w:val="single" w:color="999999" w:sz="4"/>
+            </w:tcBorders>
+            <w:shd w:fill="E8E8E8" w:val="clear"/>
+          </w:tcPr>
+          <w:p>
+            <w:r>
+              <w:rPr>
+                <w:b w:val="0"/>
+              </w:rPr>
+              <w:t>Standards for Small Healthcare Organisations</w:t>
+            </w:r>
+          </w:p>
+        </w:tc>
+      </w:tr>
+    </w:tbl>
+    <w:p>
+      <w:pPr>
+        <w:pStyle w:val="Heading1"/>
+        <w:spacing w:after="120" w:before="280"/>
+      </w:pPr>
+      <w:r>
+        <w:t>12. Traceability to NABH SHCO 3rd Edition AAC.2</w:t>
+      </w:r>
+    </w:p>
+    <w:p>
+      <w:pPr>
+        <w:spacing w:after="120"/>
+      </w:pPr>
+      <w:r>
+        <w:rPr>
+          <w:i/>
+          <w:iCs/>
+          <w:sz w:val="20"/>
+          <w:szCs w:val="20"/>
+        </w:rPr>
+        <w:t xml:space="preserve">This table is an index. It is not how the policy is organised.</w:t>
+      </w:r>
+    </w:p>
     <w:tbl>
       <w:tblPr>
         <w:tblW w:type="pct" w:w="100%"/>
@@ -3173,406 +3573,6 @@
         </w:tc>
       </w:tr>
     </w:tbl>
-    <w:p>
-      <w:pPr>
-        <w:pStyle w:val="Heading1"/>
-        <w:spacing w:after="120" w:before="280"/>
-      </w:pPr>
-      <w:r>
-        <w:t>10. Distribution</w:t>
-      </w:r>
-    </w:p>
-    <w:p>
-      <w:pPr>
-        <w:spacing w:after="140"/>
-      </w:pPr>
-      <w:r>
-        <w:rPr>
-          <w:sz w:val="22"/>
-          <w:szCs w:val="22"/>
-        </w:rPr>
-        <w:t xml:space="preserve">Official master copy: office of the Medical Superintendent, «Hospital Name», with the Quality Coordinator.</w:t>
-      </w:r>
-    </w:p>
-    <w:p>
-      <w:pPr>
-        <w:spacing w:after="140"/>
-      </w:pPr>
-      <w:r>
-        <w:rPr>
-          <w:sz w:val="22"/>
-          <w:szCs w:val="22"/>
-        </w:rPr>
-        <w:t xml:space="preserve">Copies issued to: registration; emergency; every in-patient ward; nursing administration; treating doctors.</w:t>
-      </w:r>
-    </w:p>
-    <w:p>
-      <w:pPr>
-        <w:spacing w:after="140"/>
-      </w:pPr>
-      <w:r>
-        <w:rPr>
-          <w:sz w:val="22"/>
-          <w:szCs w:val="22"/>
-        </w:rPr>
-        <w:t xml:space="preserve">The current version is available to all staff at the «front-office policy file» and, if the hospital keeps an intranet, at «staff intranet / policies».</w:t>
-      </w:r>
-    </w:p>
-    <w:p>
-      <w:pPr>
-        <w:spacing w:after="140"/>
-      </w:pPr>
-      <w:r>
-        <w:rPr>
-          <w:sz w:val="22"/>
-          <w:szCs w:val="22"/>
-        </w:rPr>
-        <w:t xml:space="preserve">When a new version is issued, take old copies out of use.</w:t>
-      </w:r>
-    </w:p>
-    <w:p>
-      <w:pPr>
-        <w:pStyle w:val="Heading1"/>
-        <w:spacing w:after="120" w:before="280"/>
-      </w:pPr>
-      <w:r>
-        <w:t>11. Abbreviations</w:t>
-      </w:r>
-    </w:p>
-    <w:tbl>
-      <w:tblPr>
-        <w:tblW w:type="pct" w:w="100%"/>
-        <w:tblBorders>
-          <w:top w:val="single" w:color="auto" w:sz="4"/>
-          <w:left w:val="single" w:color="auto" w:sz="4"/>
-          <w:bottom w:val="single" w:color="auto" w:sz="4"/>
-          <w:right w:val="single" w:color="auto" w:sz="4"/>
-          <w:insideH w:val="single" w:color="auto" w:sz="4"/>
-          <w:insideV w:val="single" w:color="auto" w:sz="4"/>
-        </w:tblBorders>
-      </w:tblPr>
-      <w:tblGrid>
-        <w:gridCol w:w="100"/>
-        <w:gridCol w:w="100"/>
-      </w:tblGrid>
-      <w:tr>
-        <w:tc>
-          <w:tcPr>
-            <w:tcW w:type="pct" w:w="22%"/>
-            <w:tcBorders>
-              <w:top w:val="single" w:color="999999" w:sz="4"/>
-              <w:left w:val="single" w:color="999999" w:sz="4"/>
-              <w:bottom w:val="single" w:color="999999" w:sz="4"/>
-              <w:right w:val="single" w:color="999999" w:sz="4"/>
-            </w:tcBorders>
-            <w:shd w:fill="E8E8E8" w:val="clear"/>
-          </w:tcPr>
-          <w:p>
-            <w:r>
-              <w:rPr>
-                <w:b/>
-              </w:rPr>
-              <w:t>Abbreviation</w:t>
-            </w:r>
-          </w:p>
-        </w:tc>
-        <w:tc>
-          <w:tcPr>
-            <w:tcW w:type="pct" w:w="22%"/>
-            <w:tcBorders>
-              <w:top w:val="single" w:color="999999" w:sz="4"/>
-              <w:left w:val="single" w:color="999999" w:sz="4"/>
-              <w:bottom w:val="single" w:color="999999" w:sz="4"/>
-              <w:right w:val="single" w:color="999999" w:sz="4"/>
-            </w:tcBorders>
-            <w:shd w:fill="E8E8E8" w:val="clear"/>
-          </w:tcPr>
-          <w:p>
-            <w:r>
-              <w:rPr>
-                <w:b/>
-              </w:rPr>
-              <w:t>Meaning</w:t>
-            </w:r>
-          </w:p>
-        </w:tc>
-      </w:tr>
-      <w:tr>
-        <w:tc>
-          <w:tcPr>
-            <w:tcW w:type="pct" w:w="22%"/>
-            <w:tcBorders>
-              <w:top w:val="single" w:color="999999" w:sz="4"/>
-              <w:left w:val="single" w:color="999999" w:sz="4"/>
-              <w:bottom w:val="single" w:color="999999" w:sz="4"/>
-              <w:right w:val="single" w:color="999999" w:sz="4"/>
-            </w:tcBorders>
-            <w:shd w:fill="E8E8E8" w:val="clear"/>
-          </w:tcPr>
-          <w:p>
-            <w:r>
-              <w:rPr>
-                <w:b w:val="0"/>
-              </w:rPr>
-              <w:t>AAC</w:t>
-            </w:r>
-          </w:p>
-        </w:tc>
-        <w:tc>
-          <w:tcPr>
-            <w:tcW w:type="pct" w:w="22%"/>
-            <w:tcBorders>
-              <w:top w:val="single" w:color="999999" w:sz="4"/>
-              <w:left w:val="single" w:color="999999" w:sz="4"/>
-              <w:bottom w:val="single" w:color="999999" w:sz="4"/>
-              <w:right w:val="single" w:color="999999" w:sz="4"/>
-            </w:tcBorders>
-            <w:shd w:fill="E8E8E8" w:val="clear"/>
-          </w:tcPr>
-          <w:p>
-            <w:r>
-              <w:rPr>
-                <w:b w:val="0"/>
-              </w:rPr>
-              <w:t>Access, Assessment and Continuity of Care (NABH SHCO chapter 2)</w:t>
-            </w:r>
-          </w:p>
-        </w:tc>
-      </w:tr>
-      <w:tr>
-        <w:tc>
-          <w:tcPr>
-            <w:tcW w:type="pct" w:w="22%"/>
-            <w:tcBorders>
-              <w:top w:val="single" w:color="999999" w:sz="4"/>
-              <w:left w:val="single" w:color="999999" w:sz="4"/>
-              <w:bottom w:val="single" w:color="999999" w:sz="4"/>
-              <w:right w:val="single" w:color="999999" w:sz="4"/>
-            </w:tcBorders>
-            <w:shd w:fill="E8E8E8" w:val="clear"/>
-          </w:tcPr>
-          <w:p>
-            <w:r>
-              <w:rPr>
-                <w:b w:val="0"/>
-              </w:rPr>
-              <w:t>CAPA</w:t>
-            </w:r>
-          </w:p>
-        </w:tc>
-        <w:tc>
-          <w:tcPr>
-            <w:tcW w:type="pct" w:w="22%"/>
-            <w:tcBorders>
-              <w:top w:val="single" w:color="999999" w:sz="4"/>
-              <w:left w:val="single" w:color="999999" w:sz="4"/>
-              <w:bottom w:val="single" w:color="999999" w:sz="4"/>
-              <w:right w:val="single" w:color="999999" w:sz="4"/>
-            </w:tcBorders>
-            <w:shd w:fill="E8E8E8" w:val="clear"/>
-          </w:tcPr>
-          <w:p>
-            <w:r>
-              <w:rPr>
-                <w:b w:val="0"/>
-              </w:rPr>
-              <w:t>corrective and preventive action</w:t>
-            </w:r>
-          </w:p>
-        </w:tc>
-      </w:tr>
-      <w:tr>
-        <w:tc>
-          <w:tcPr>
-            <w:tcW w:type="pct" w:w="22%"/>
-            <w:tcBorders>
-              <w:top w:val="single" w:color="999999" w:sz="4"/>
-              <w:left w:val="single" w:color="999999" w:sz="4"/>
-              <w:bottom w:val="single" w:color="999999" w:sz="4"/>
-              <w:right w:val="single" w:color="999999" w:sz="4"/>
-            </w:tcBorders>
-            <w:shd w:fill="E8E8E8" w:val="clear"/>
-          </w:tcPr>
-          <w:p>
-            <w:r>
-              <w:rPr>
-                <w:b w:val="0"/>
-              </w:rPr>
-              <w:t>NABH</w:t>
-            </w:r>
-          </w:p>
-        </w:tc>
-        <w:tc>
-          <w:tcPr>
-            <w:tcW w:type="pct" w:w="22%"/>
-            <w:tcBorders>
-              <w:top w:val="single" w:color="999999" w:sz="4"/>
-              <w:left w:val="single" w:color="999999" w:sz="4"/>
-              <w:bottom w:val="single" w:color="999999" w:sz="4"/>
-              <w:right w:val="single" w:color="999999" w:sz="4"/>
-            </w:tcBorders>
-            <w:shd w:fill="E8E8E8" w:val="clear"/>
-          </w:tcPr>
-          <w:p>
-            <w:r>
-              <w:rPr>
-                <w:b w:val="0"/>
-              </w:rPr>
-              <w:t>National Accreditation Board for Hospitals and Healthcare Providers</w:t>
-            </w:r>
-          </w:p>
-        </w:tc>
-      </w:tr>
-      <w:tr>
-        <w:tc>
-          <w:tcPr>
-            <w:tcW w:type="pct" w:w="22%"/>
-            <w:tcBorders>
-              <w:top w:val="single" w:color="999999" w:sz="4"/>
-              <w:left w:val="single" w:color="999999" w:sz="4"/>
-              <w:bottom w:val="single" w:color="999999" w:sz="4"/>
-              <w:right w:val="single" w:color="999999" w:sz="4"/>
-            </w:tcBorders>
-            <w:shd w:fill="E8E8E8" w:val="clear"/>
-          </w:tcPr>
-          <w:p>
-            <w:r>
-              <w:rPr>
-                <w:b w:val="0"/>
-              </w:rPr>
-              <w:t>OE</w:t>
-            </w:r>
-          </w:p>
-        </w:tc>
-        <w:tc>
-          <w:tcPr>
-            <w:tcW w:type="pct" w:w="22%"/>
-            <w:tcBorders>
-              <w:top w:val="single" w:color="999999" w:sz="4"/>
-              <w:left w:val="single" w:color="999999" w:sz="4"/>
-              <w:bottom w:val="single" w:color="999999" w:sz="4"/>
-              <w:right w:val="single" w:color="999999" w:sz="4"/>
-            </w:tcBorders>
-            <w:shd w:fill="E8E8E8" w:val="clear"/>
-          </w:tcPr>
-          <w:p>
-            <w:r>
-              <w:rPr>
-                <w:b w:val="0"/>
-              </w:rPr>
-              <w:t>objective element</w:t>
-            </w:r>
-          </w:p>
-        </w:tc>
-      </w:tr>
-      <w:tr>
-        <w:tc>
-          <w:tcPr>
-            <w:tcW w:type="pct" w:w="22%"/>
-            <w:tcBorders>
-              <w:top w:val="single" w:color="999999" w:sz="4"/>
-              <w:left w:val="single" w:color="999999" w:sz="4"/>
-              <w:bottom w:val="single" w:color="999999" w:sz="4"/>
-              <w:right w:val="single" w:color="999999" w:sz="4"/>
-            </w:tcBorders>
-            <w:shd w:fill="E8E8E8" w:val="clear"/>
-          </w:tcPr>
-          <w:p>
-            <w:r>
-              <w:rPr>
-                <w:b w:val="0"/>
-              </w:rPr>
-              <w:t>PRE</w:t>
-            </w:r>
-          </w:p>
-        </w:tc>
-        <w:tc>
-          <w:tcPr>
-            <w:tcW w:type="pct" w:w="22%"/>
-            <w:tcBorders>
-              <w:top w:val="single" w:color="999999" w:sz="4"/>
-              <w:left w:val="single" w:color="999999" w:sz="4"/>
-              <w:bottom w:val="single" w:color="999999" w:sz="4"/>
-              <w:right w:val="single" w:color="999999" w:sz="4"/>
-            </w:tcBorders>
-            <w:shd w:fill="E8E8E8" w:val="clear"/>
-          </w:tcPr>
-          <w:p>
-            <w:r>
-              <w:rPr>
-                <w:b w:val="0"/>
-              </w:rPr>
-              <w:t>Patient Rights and Education (NABH SHCO chapter 4)</w:t>
-            </w:r>
-          </w:p>
-        </w:tc>
-      </w:tr>
-      <w:tr>
-        <w:tc>
-          <w:tcPr>
-            <w:tcW w:type="pct" w:w="22%"/>
-            <w:tcBorders>
-              <w:top w:val="single" w:color="999999" w:sz="4"/>
-              <w:left w:val="single" w:color="999999" w:sz="4"/>
-              <w:bottom w:val="single" w:color="999999" w:sz="4"/>
-              <w:right w:val="single" w:color="999999" w:sz="4"/>
-            </w:tcBorders>
-            <w:shd w:fill="E8E8E8" w:val="clear"/>
-          </w:tcPr>
-          <w:p>
-            <w:r>
-              <w:rPr>
-                <w:b w:val="0"/>
-              </w:rPr>
-              <w:t>SHCO</w:t>
-            </w:r>
-          </w:p>
-        </w:tc>
-        <w:tc>
-          <w:tcPr>
-            <w:tcW w:type="pct" w:w="22%"/>
-            <w:tcBorders>
-              <w:top w:val="single" w:color="999999" w:sz="4"/>
-              <w:left w:val="single" w:color="999999" w:sz="4"/>
-              <w:bottom w:val="single" w:color="999999" w:sz="4"/>
-              <w:right w:val="single" w:color="999999" w:sz="4"/>
-            </w:tcBorders>
-            <w:shd w:fill="E8E8E8" w:val="clear"/>
-          </w:tcPr>
-          <w:p>
-            <w:r>
-              <w:rPr>
-                <w:b w:val="0"/>
-              </w:rPr>
-              <w:t>Standards for Small Healthcare Organisations</w:t>
-            </w:r>
-          </w:p>
-        </w:tc>
-      </w:tr>
-    </w:tbl>
-    <w:p>
-      <w:pPr>
-        <w:pStyle w:val="Heading1"/>
-        <w:spacing w:after="120" w:before="280"/>
-      </w:pPr>
-      <w:r>
-        <w:t>12. Traceability to NABH SHCO 3rd Edition AAC.2</w:t>
-      </w:r>
-    </w:p>
-    <w:p>
-      <w:pPr>
-        <w:spacing w:after="120"/>
-      </w:pPr>
-      <w:r>
-        <w:rPr>
-          <w:i/>
-          <w:iCs/>
-          <w:sz w:val="20"/>
-          <w:szCs w:val="20"/>
-        </w:rPr>
-        <w:t xml:space="preserve">This table is an index. It is not how the policy is organised.</w:t>
-      </w:r>
-    </w:p>
     <w:p>
       <w:pPr>
         <w:pStyle w:val="Heading1"/>

--- a/policies/build/masters/AAC.2_v2_master.docx
+++ b/policies/build/masters/AAC.2_v2_master.docx
@@ -698,7 +698,7 @@
           <w:sz w:val="22"/>
           <w:szCs w:val="22"/>
         </w:rPr>
-        <w:t xml:space="preserve">It covers the six elements AAC.2.a–f: registration and admission mechanism, unique identification, acceptance criteria, bed-management when beds are unavailable, clinical prioritisation, and transfer-in / transfer-out / referral.</w:t>
+        <w:t>It covers six elements: registration and admission mechanism, unique identification, acceptance criteria, bed-management when beds are unavailable, clinical prioritisation, and transfer-in / transfer-out / referral.</w:t>
       </w:r>
     </w:p>
     <w:p>
@@ -1172,7 +1172,7 @@
           <w:sz w:val="22"/>
           <w:szCs w:val="22"/>
         </w:rPr>
-        <w:t xml:space="preserve">the patient or family gives informed consent for the transfer (consent method stays with PRE.3).</w:t>
+        <w:t>the patient or family gives informed consent for the transfer, taken in line with the hospital's informed-consent policy.</w:t>
       </w:r>
     </w:p>
     <w:p>

--- a/policies/build/masters/AAC.2_v2_master.docx
+++ b/policies/build/masters/AAC.2_v2_master.docx
@@ -3979,8 +3979,23 @@
           <w:sz w:val="22"/>
           <w:szCs w:val="22"/>
         </w:rPr>
-        <w:t xml:space="preserve">National Accreditation Board for Hospitals and Healthcare Providers (NABH), Standards for Small Healthcare Organisations, 3rd Edition — Access, Assessment and Continuity of Care chapter, standard AAC.2.</w:t>
-      </w:r>
+      </w:r>
+      <w:r>
+        <w:rPr>
+          <w:sz w:val="22"/>
+        </w:rPr>
+        <w:t xml:space="preserve">National Accreditation Board for Hospitals &amp; Healthcare Providers. (2022). Standards for small healthcare organisations (3rd ed.) — Access, Assessment and Continuity of Care chapter, standard AAC.2. </w:t>
+      </w:r>
+      <w:hyperlink r:id="rId9">
+        <w:r>
+          <w:rPr>
+            <w:rStyle w:val="Hyperlink"/>
+            <w:sz w:val="22"/>
+            <w:szCs w:val="22"/>
+          </w:rPr>
+          <w:t>https://nabh.co/programmes/small-healthcare-organisation-shco-accreditation-programme/</w:t>
+        </w:r>
+      </w:hyperlink>
     </w:p>
     <w:p>
       <w:pPr>
